--- a/production/worksheets/02-ch2-moving-marbles-student.docx
+++ b/production/worksheets/02-ch2-moving-marbles-student.docx
@@ -25,7 +25,7 @@
           <w:color w:val="444444"/>
           <w:sz w:val="22"/>
         </w:rPr>
-        <w:t>Chapter 2 · Use with Lesson 3</w:t>
+        <w:t>Chapter 2 · Week 1 Thursday — Moving Marbles investigation</w:t>
       </w:r>
     </w:p>
     <w:p>

--- a/production/worksheets/02-ch2-moving-marbles-student.docx
+++ b/production/worksheets/02-ch2-moving-marbles-student.docx
@@ -23,7 +23,7 @@
         <w:rPr>
           <w:i/>
           <w:color w:val="444444"/>
-          <w:sz w:val="22"/>
+          <w:sz w:val="24"/>
         </w:rPr>
         <w:t>Chapter 2 · Week 1 Thursday — Moving Marbles investigation</w:t>
       </w:r>
@@ -93,7 +93,7 @@
         <w:rPr>
           <w:i w:val="0"/>
           <w:color w:val="444444"/>
-          <w:sz w:val="22"/>
+          <w:sz w:val="24"/>
         </w:rPr>
         <w:t>What do you think will happen when the moving marble reaches the target?</w:t>
       </w:r>
@@ -135,7 +135,7 @@
         <w:rPr>
           <w:i w:val="0"/>
           <w:color w:val="444444"/>
-          <w:sz w:val="22"/>
+          <w:sz w:val="24"/>
         </w:rPr>
         <w:t>Draw or describe the moving marble and the target. Use arrows for motion.</w:t>
       </w:r>
@@ -177,7 +177,7 @@
         <w:rPr>
           <w:i w:val="0"/>
           <w:color w:val="444444"/>
-          <w:sz w:val="22"/>
+          <w:sz w:val="24"/>
         </w:rPr>
         <w:t>Run 3 trials. Keep the setup the same. (Optional: measure target movement in cm.)</w:t>
       </w:r>
@@ -209,7 +209,7 @@
               <w:rPr>
                 <w:b/>
                 <w:color w:val="1F3A5F"/>
-                <w:sz w:val="20"/>
+                <w:sz w:val="24"/>
               </w:rPr>
               <w:t>Trial</w:t>
             </w:r>
@@ -226,7 +226,7 @@
               <w:rPr>
                 <w:b/>
                 <w:color w:val="1F3A5F"/>
-                <w:sz w:val="20"/>
+                <w:sz w:val="24"/>
               </w:rPr>
               <w:t>What moved before?</w:t>
             </w:r>
@@ -243,7 +243,7 @@
               <w:rPr>
                 <w:b/>
                 <w:color w:val="1F3A5F"/>
-                <w:sz w:val="20"/>
+                <w:sz w:val="24"/>
               </w:rPr>
               <w:t>What changed after contact?</w:t>
             </w:r>
@@ -260,7 +260,7 @@
               <w:rPr>
                 <w:b/>
                 <w:color w:val="1F3A5F"/>
-                <w:sz w:val="20"/>
+                <w:sz w:val="24"/>
               </w:rPr>
               <w:t>How did the target change?</w:t>
             </w:r>
@@ -277,7 +277,7 @@
               <w:rPr>
                 <w:b/>
                 <w:color w:val="1F3A5F"/>
-                <w:sz w:val="20"/>
+                <w:sz w:val="24"/>
               </w:rPr>
               <w:t>Evidence the moving marble had energy</w:t>
             </w:r>
@@ -294,7 +294,7 @@
               <w:rPr>
                 <w:b/>
                 <w:color w:val="1F3A5F"/>
-                <w:sz w:val="20"/>
+                <w:sz w:val="24"/>
               </w:rPr>
               <w:t>Target movement (cm, optional)</w:t>
             </w:r>
@@ -482,7 +482,7 @@
         <w:rPr>
           <w:i w:val="0"/>
           <w:color w:val="444444"/>
-          <w:sz w:val="22"/>
+          <w:sz w:val="24"/>
         </w:rPr>
         <w:t>Draw BEFORE and AFTER. Use arrows to show motion.</w:t>
       </w:r>
@@ -564,7 +564,7 @@
         <w:rPr>
           <w:i w:val="0"/>
           <w:color w:val="444444"/>
-          <w:sz w:val="22"/>
+          <w:sz w:val="24"/>
         </w:rPr>
         <w:t>Claim: The moving marble had energy of motion.</w:t>
       </w:r>
@@ -577,7 +577,7 @@
         <w:rPr>
           <w:i w:val="0"/>
           <w:color w:val="444444"/>
-          <w:sz w:val="22"/>
+          <w:sz w:val="24"/>
         </w:rPr>
         <w:t>Evidence: (What did you observe?)</w:t>
       </w:r>

--- a/production/worksheets/02-ch2-moving-marbles-student.docx
+++ b/production/worksheets/02-ch2-moving-marbles-student.docx
@@ -4,212 +4,326 @@
   <w:body>
     <w:p>
       <w:pPr>
-        <w:spacing w:after="80"/>
+        <w:spacing w:before="0" w:after="40"/>
       </w:pPr>
       <w:r>
         <w:rPr>
+          <w:rFonts w:ascii="Avenir Next" w:hAnsi="Avenir Next"/>
           <w:b/>
-          <w:color w:val="1F3A5F"/>
-          <w:sz w:val="44"/>
+          <w:i w:val="0"/>
+          <w:color w:val="4A5268"/>
+          <w:sz w:val="19"/>
+          <w:u w:val="none"/>
+          <w:rFonts w:ascii="Avenir Next" w:hAnsi="Avenir Next" w:cs="Avenir Next"/>
         </w:rPr>
-        <w:t>Moving Marbles — Investigation</w:t>
+        <w:t>UNIT 1 · ENERGY TRANSFER &amp; TRANSFORMATION</w:t>
       </w:r>
     </w:p>
     <w:p>
       <w:pPr>
-        <w:spacing w:after="80"/>
+        <w:spacing w:before="0" w:after="40"/>
       </w:pPr>
       <w:r>
         <w:rPr>
-          <w:i/>
-          <w:color w:val="444444"/>
-          <w:sz w:val="24"/>
+          <w:rFonts w:ascii="Avenir Next" w:hAnsi="Avenir Next"/>
+          <w:b/>
+          <w:i w:val="0"/>
+          <w:color w:val="0F5A5C"/>
+          <w:sz w:val="44"/>
+          <w:u w:val="none"/>
+          <w:rFonts w:ascii="Avenir Next" w:hAnsi="Avenir Next" w:cs="Avenir Next"/>
         </w:rPr>
-        <w:t>Chapter 2 · Week 1 Thursday — Moving Marbles investigation</w:t>
+        <w:t>Moving Marbles</w:t>
       </w:r>
     </w:p>
     <w:p>
       <w:pPr>
-        <w:spacing w:after="160"/>
+        <w:spacing w:before="0" w:after="80"/>
       </w:pPr>
       <w:r>
         <w:rPr>
+          <w:rFonts w:ascii="Avenir Next" w:hAnsi="Avenir Next"/>
+          <w:b/>
+          <w:i w:val="0"/>
+          <w:color w:val="5B6770"/>
           <w:sz w:val="24"/>
+          <w:u w:val="none"/>
+          <w:rFonts w:ascii="Avenir Next" w:hAnsi="Avenir Next" w:cs="Avenir Next"/>
         </w:rPr>
-        <w:t>Name: ____________________________</w:t>
-      </w:r>
-      <w:r>
-        <w:rPr>
-          <w:sz w:val="24"/>
-        </w:rPr>
-        <w:t xml:space="preserve">    Date: ________________</w:t>
-      </w:r>
-      <w:r>
-        <w:rPr>
-          <w:sz w:val="24"/>
-        </w:rPr>
-        <w:t xml:space="preserve">    Group: ____________</w:t>
+        <w:t>Chapter 2 · Week 1 · Optional After-Quiz Extension · NOT GRADED</w:t>
       </w:r>
     </w:p>
     <w:p>
       <w:pPr>
-        <w:spacing w:before="120" w:after="160"/>
+        <w:spacing w:before="0" w:after="120" w:line="520" w:lineRule="exact"/>
       </w:pPr>
       <w:r>
         <w:rPr>
+          <w:rFonts w:ascii="Avenir Next" w:hAnsi="Avenir Next"/>
           <w:b/>
-          <w:color w:val="C05014"/>
-          <w:sz w:val="26"/>
+          <w:i w:val="0"/>
+          <w:color w:val="1A1D26"/>
+          <w:sz w:val="24"/>
+          <w:u w:val="none"/>
+          <w:rFonts w:ascii="Avenir Next" w:hAnsi="Avenir Next" w:cs="Avenir Next"/>
         </w:rPr>
-        <w:t xml:space="preserve">BIG QUESTION: </w:t>
+        <w:t xml:space="preserve">Name: </w:t>
       </w:r>
       <w:r>
         <w:rPr>
+          <w:rFonts w:ascii="Avenir Next" w:hAnsi="Avenir Next"/>
+          <w:b w:val="0"/>
+          <w:i w:val="0"/>
+          <w:color w:val="1A1D26"/>
+          <w:sz w:val="24"/>
+          <w:u w:val="single"/>
+          <w:rFonts w:ascii="Avenir Next" w:hAnsi="Avenir Next" w:cs="Avenir Next"/>
+        </w:rPr>
+        <w:t>____________________________</w:t>
+      </w:r>
+      <w:r>
+        <w:rPr>
+          <w:rFonts w:ascii="Avenir Next" w:hAnsi="Avenir Next"/>
           <w:b/>
-          <w:color w:val="1F3A5F"/>
-          <w:sz w:val="26"/>
+          <w:i w:val="0"/>
+          <w:color w:val="1A1D26"/>
+          <w:sz w:val="24"/>
+          <w:u w:val="none"/>
+          <w:rFonts w:ascii="Avenir Next" w:hAnsi="Avenir Next" w:cs="Avenir Next"/>
         </w:rPr>
-        <w:t>How does a moving marble provide evidence that it has energy?</w:t>
+        <w:t xml:space="preserve">    Homeroom:  </w:t>
+      </w:r>
+      <w:r>
+        <w:rPr>
+          <w:rFonts w:ascii="Avenir Next" w:hAnsi="Avenir Next"/>
+          <w:b w:val="0"/>
+          <w:i w:val="0"/>
+          <w:color w:val="1A1D26"/>
+          <w:sz w:val="24"/>
+          <w:u w:val="none"/>
+          <w:rFonts w:ascii="Avenir Next" w:hAnsi="Avenir Next" w:cs="Avenir Next"/>
+        </w:rPr>
+        <w:t>○ 4A</w:t>
+      </w:r>
+      <w:r>
+        <w:rPr>
+          <w:rFonts w:ascii="Avenir Next" w:hAnsi="Avenir Next"/>
+          <w:b w:val="0"/>
+          <w:i w:val="0"/>
+          <w:color w:val="1A1D26"/>
+          <w:sz w:val="24"/>
+          <w:u w:val="none"/>
+          <w:rFonts w:ascii="Avenir Next" w:hAnsi="Avenir Next" w:cs="Avenir Next"/>
+        </w:rPr>
+        <w:t xml:space="preserve">  ○ 4B</w:t>
+      </w:r>
+      <w:r>
+        <w:rPr>
+          <w:rFonts w:ascii="Avenir Next" w:hAnsi="Avenir Next"/>
+          <w:b w:val="0"/>
+          <w:i w:val="0"/>
+          <w:color w:val="1A1D26"/>
+          <w:sz w:val="24"/>
+          <w:u w:val="none"/>
+          <w:rFonts w:ascii="Avenir Next" w:hAnsi="Avenir Next" w:cs="Avenir Next"/>
+        </w:rPr>
+        <w:t xml:space="preserve">  ○ 4C</w:t>
+      </w:r>
+      <w:r>
+        <w:rPr>
+          <w:rFonts w:ascii="Avenir Next" w:hAnsi="Avenir Next"/>
+          <w:b w:val="0"/>
+          <w:i w:val="0"/>
+          <w:color w:val="1A1D26"/>
+          <w:sz w:val="24"/>
+          <w:u w:val="none"/>
+          <w:rFonts w:ascii="Avenir Next" w:hAnsi="Avenir Next" w:cs="Avenir Next"/>
+        </w:rPr>
+        <w:t xml:space="preserve">  ○ 4D</w:t>
       </w:r>
     </w:p>
     <w:p>
       <w:pPr>
-        <w:spacing w:before="200" w:after="60"/>
+        <w:spacing w:before="0" w:after="40"/>
       </w:pPr>
       <w:r>
         <w:rPr>
+          <w:rFonts w:ascii="Avenir Next" w:hAnsi="Avenir Next"/>
           <w:b/>
-          <w:color w:val="C05014"/>
+          <w:i w:val="0"/>
+          <w:color w:val="1A1D26"/>
           <w:sz w:val="28"/>
+          <w:u w:val="none"/>
+          <w:rFonts w:ascii="Avenir Next" w:hAnsi="Avenir Next" w:cs="Avenir Next"/>
         </w:rPr>
-        <w:t>PREDICT</w:t>
+        <w:t>Big Question: How does a moving marble show that it has energy?</w:t>
       </w:r>
     </w:p>
     <w:p>
       <w:pPr>
-        <w:spacing w:after="40"/>
+        <w:spacing w:before="0" w:after="40"/>
       </w:pPr>
       <w:r>
         <w:rPr>
+          <w:rFonts w:ascii="Avenir Next" w:hAnsi="Avenir Next"/>
+          <w:b w:val="0"/>
           <w:i w:val="0"/>
-          <w:color w:val="444444"/>
-          <w:sz w:val="24"/>
+          <w:color w:val="1A1D26"/>
+          <w:sz w:val="28"/>
+          <w:u w:val="none"/>
+          <w:rFonts w:ascii="Avenir Next" w:hAnsi="Avenir Next" w:cs="Avenir Next"/>
         </w:rPr>
-        <w:t>What do you think will happen when the moving marble reaches the target?</w:t>
-      </w:r>
-    </w:p>
-    <w:p>
-      <w:pPr>
-        <w:spacing w:before="40" w:after="120"/>
-        <w:pBdr>
-          <w:bottom w:val="single" w:sz="6" w:space="1" w:color="999999"/>
-        </w:pBdr>
-      </w:pPr>
-    </w:p>
-    <w:p>
-      <w:pPr>
-        <w:spacing w:before="40" w:after="120"/>
-        <w:pBdr>
-          <w:bottom w:val="single" w:sz="6" w:space="1" w:color="999999"/>
-        </w:pBdr>
-      </w:pPr>
-    </w:p>
-    <w:p>
-      <w:pPr>
-        <w:spacing w:before="200" w:after="60"/>
-      </w:pPr>
-      <w:r>
-        <w:rPr>
-          <w:b/>
-          <w:color w:val="C05014"/>
-          <w:sz w:val="28"/>
-        </w:rPr>
-        <w:t>BEFORE</w:t>
-      </w:r>
-    </w:p>
-    <w:p>
-      <w:pPr>
-        <w:spacing w:after="60"/>
-      </w:pPr>
-      <w:r>
-        <w:rPr>
-          <w:i w:val="0"/>
-          <w:color w:val="444444"/>
-          <w:sz w:val="24"/>
-        </w:rPr>
-        <w:t>Draw or describe the moving marble and the target. Use arrows for motion.</w:t>
-      </w:r>
-    </w:p>
-    <w:p>
-      <w:pPr>
-        <w:spacing w:before="40" w:after="120"/>
-        <w:pBdr>
-          <w:bottom w:val="single" w:sz="6" w:space="1" w:color="999999"/>
-        </w:pBdr>
-      </w:pPr>
-    </w:p>
-    <w:p>
-      <w:pPr>
-        <w:spacing w:before="40" w:after="120"/>
-        <w:pBdr>
-          <w:bottom w:val="single" w:sz="6" w:space="1" w:color="999999"/>
-        </w:pBdr>
-      </w:pPr>
-    </w:p>
-    <w:p>
-      <w:pPr>
-        <w:spacing w:before="200" w:after="60"/>
-      </w:pPr>
-      <w:r>
-        <w:rPr>
-          <w:b/>
-          <w:color w:val="C05014"/>
-          <w:sz w:val="28"/>
-        </w:rPr>
-        <w:t>TEST</w:t>
-      </w:r>
-    </w:p>
-    <w:p>
-      <w:pPr>
-        <w:spacing w:after="60"/>
-      </w:pPr>
-      <w:r>
-        <w:rPr>
-          <w:i w:val="0"/>
-          <w:color w:val="444444"/>
-          <w:sz w:val="24"/>
-        </w:rPr>
-        <w:t>Run 3 trials. Keep the setup the same. (Optional: measure target movement in cm.)</w:t>
+        <w:t>Predict. What will happen when the moving marble reaches the still marble?</w:t>
       </w:r>
     </w:p>
     <w:tbl>
       <w:tblPr>
-        <w:tblStyle w:val="TableGrid"/>
         <w:tblW w:type="auto" w:w="0"/>
-        <w:tblLayout w:type="fixed"/>
         <w:tblLook w:firstColumn="1" w:firstRow="1" w:lastColumn="0" w:lastRow="0" w:noHBand="0" w:noVBand="1" w:val="04A0"/>
+        <w:tblBorders>
+          <w:top w:val="none"/>
+          <w:left w:val="none"/>
+          <w:bottom w:val="none"/>
+          <w:right w:val="none"/>
+          <w:insideH w:val="none"/>
+          <w:insideV w:val="none"/>
+        </w:tblBorders>
       </w:tblPr>
       <w:tblGrid>
-        <w:gridCol w:w="2256"/>
-        <w:gridCol w:w="2256"/>
-        <w:gridCol w:w="2256"/>
-        <w:gridCol w:w="2256"/>
-        <w:gridCol w:w="2256"/>
-        <w:gridCol w:w="2256"/>
+        <w:gridCol w:w="14256"/>
       </w:tblGrid>
       <w:tr>
+        <w:trPr>
+          <w:trHeight w:val="560" w:hRule="exact"/>
+        </w:trPr>
         <w:tc>
           <w:tcPr>
-            <w:tcW w:type="dxa" w:w="1008"/>
-            <w:shd w:fill="E8EDF4"/>
+            <w:tcW w:type="dxa" w:w="10656"/>
+            <w:tcMar>
+              <w:top w:w="0" w:type="dxa"/>
+              <w:left w:w="0" w:type="dxa"/>
+              <w:bottom w:w="0" w:type="dxa"/>
+              <w:right w:w="0" w:type="dxa"/>
+            </w:tcMar>
+            <w:tcBorders>
+              <w:bottom w:val="single" w:sz="8" w:color="1A1D26"/>
+            </w:tcBorders>
           </w:tcPr>
           <w:p>
-            <w:r/>
+            <w:pPr>
+              <w:spacing w:before="0" w:after="0" w:line="40" w:lineRule="exact"/>
+            </w:pPr>
             <w:r>
               <w:rPr>
+                <w:rFonts w:ascii="Avenir Next" w:hAnsi="Avenir Next"/>
+                <w:b w:val="0"/>
+                <w:i w:val="0"/>
+                <w:color w:val="1A1D26"/>
+                <w:sz w:val="4"/>
+                <w:u w:val="none"/>
+                <w:rFonts w:ascii="Avenir Next" w:hAnsi="Avenir Next" w:cs="Avenir Next"/>
+              </w:rPr>
+            </w:r>
+          </w:p>
+        </w:tc>
+      </w:tr>
+      <w:tr>
+        <w:trPr>
+          <w:trHeight w:val="560" w:hRule="exact"/>
+        </w:trPr>
+        <w:tc>
+          <w:tcPr>
+            <w:tcW w:type="dxa" w:w="10656"/>
+            <w:tcMar>
+              <w:top w:w="0" w:type="dxa"/>
+              <w:left w:w="0" w:type="dxa"/>
+              <w:bottom w:w="0" w:type="dxa"/>
+              <w:right w:w="0" w:type="dxa"/>
+            </w:tcMar>
+            <w:tcBorders>
+              <w:bottom w:val="single" w:sz="8" w:color="1A1D26"/>
+            </w:tcBorders>
+          </w:tcPr>
+          <w:p>
+            <w:pPr>
+              <w:spacing w:before="0" w:after="0" w:line="40" w:lineRule="exact"/>
+            </w:pPr>
+            <w:r>
+              <w:rPr>
+                <w:rFonts w:ascii="Avenir Next" w:hAnsi="Avenir Next"/>
+                <w:b w:val="0"/>
+                <w:i w:val="0"/>
+                <w:color w:val="1A1D26"/>
+                <w:sz w:val="4"/>
+                <w:u w:val="none"/>
+                <w:rFonts w:ascii="Avenir Next" w:hAnsi="Avenir Next" w:cs="Avenir Next"/>
+              </w:rPr>
+            </w:r>
+          </w:p>
+        </w:tc>
+      </w:tr>
+    </w:tbl>
+    <w:p>
+      <w:pPr>
+        <w:spacing w:before="0" w:after="40"/>
+      </w:pPr>
+      <w:r>
+        <w:rPr>
+          <w:rFonts w:ascii="Avenir Next" w:hAnsi="Avenir Next"/>
+          <w:b/>
+          <w:i w:val="0"/>
+          <w:color w:val="1A1D26"/>
+          <w:sz w:val="28"/>
+          <w:u w:val="none"/>
+          <w:rFonts w:ascii="Avenir Next" w:hAnsi="Avenir Next" w:cs="Avenir Next"/>
+        </w:rPr>
+        <w:t>Three rolls. Keep the setup the same. Do not measure speed.</w:t>
+      </w:r>
+    </w:p>
+    <w:tbl>
+      <w:tblPr>
+        <w:tblW w:type="auto" w:w="0"/>
+        <w:tblLook w:firstColumn="1" w:firstRow="1" w:lastColumn="0" w:lastRow="0" w:noHBand="0" w:noVBand="1" w:val="04A0"/>
+        <w:tblBorders>
+          <w:top w:val="none"/>
+          <w:left w:val="none"/>
+          <w:bottom w:val="none"/>
+          <w:right w:val="none"/>
+          <w:insideH w:val="none"/>
+          <w:insideV w:val="none"/>
+        </w:tblBorders>
+      </w:tblPr>
+      <w:tblGrid>
+        <w:gridCol w:w="3564"/>
+        <w:gridCol w:w="3564"/>
+        <w:gridCol w:w="3564"/>
+        <w:gridCol w:w="3564"/>
+      </w:tblGrid>
+      <w:tr>
+        <w:trPr>
+          <w:trHeight w:val="400" w:hRule="exact"/>
+        </w:trPr>
+        <w:tc>
+          <w:tcPr>
+            <w:tcW w:type="dxa" w:w="1584"/>
+            <w:tcMar>
+              <w:top w:w="40" w:type="dxa"/>
+              <w:left w:w="70" w:type="dxa"/>
+              <w:bottom w:w="40" w:type="dxa"/>
+              <w:right w:w="70" w:type="dxa"/>
+            </w:tcMar>
+            <w:shd w:val="clear" w:color="auto" w:fill="0F5A5C"/>
+          </w:tcPr>
+          <w:p>
+            <w:r>
+              <w:rPr>
+                <w:rFonts w:ascii="Avenir Next" w:hAnsi="Avenir Next"/>
                 <w:b/>
-                <w:color w:val="1F3A5F"/>
+                <w:i w:val="0"/>
+                <w:color w:val="FFFFFF"/>
                 <w:sz w:val="24"/>
+                <w:u w:val="none"/>
+                <w:rFonts w:ascii="Avenir Next" w:hAnsi="Avenir Next" w:cs="Avenir Next"/>
               </w:rPr>
               <w:t>Trial</w:t>
             </w:r>
@@ -217,16 +331,25 @@
         </w:tc>
         <w:tc>
           <w:tcPr>
-            <w:tcW w:type="dxa" w:w="2448"/>
-            <w:shd w:fill="E8EDF4"/>
+            <w:tcW w:type="dxa" w:w="4032"/>
+            <w:tcMar>
+              <w:top w:w="40" w:type="dxa"/>
+              <w:left w:w="70" w:type="dxa"/>
+              <w:bottom w:w="40" w:type="dxa"/>
+              <w:right w:w="70" w:type="dxa"/>
+            </w:tcMar>
+            <w:shd w:val="clear" w:color="auto" w:fill="0F5A5C"/>
           </w:tcPr>
           <w:p>
-            <w:r/>
             <w:r>
               <w:rPr>
+                <w:rFonts w:ascii="Avenir Next" w:hAnsi="Avenir Next"/>
                 <w:b/>
-                <w:color w:val="1F3A5F"/>
+                <w:i w:val="0"/>
+                <w:color w:val="FFFFFF"/>
                 <w:sz w:val="24"/>
+                <w:u w:val="none"/>
+                <w:rFonts w:ascii="Avenir Next" w:hAnsi="Avenir Next" w:cs="Avenir Next"/>
               </w:rPr>
               <w:t>What moved before?</w:t>
             </w:r>
@@ -234,278 +357,365 @@
         </w:tc>
         <w:tc>
           <w:tcPr>
-            <w:tcW w:type="dxa" w:w="2592"/>
-            <w:shd w:fill="E8EDF4"/>
+            <w:tcW w:type="dxa" w:w="4320"/>
+            <w:tcMar>
+              <w:top w:w="40" w:type="dxa"/>
+              <w:left w:w="70" w:type="dxa"/>
+              <w:bottom w:w="40" w:type="dxa"/>
+              <w:right w:w="70" w:type="dxa"/>
+            </w:tcMar>
+            <w:shd w:val="clear" w:color="auto" w:fill="0F5A5C"/>
           </w:tcPr>
           <w:p>
-            <w:r/>
             <w:r>
               <w:rPr>
+                <w:rFonts w:ascii="Avenir Next" w:hAnsi="Avenir Next"/>
                 <w:b/>
-                <w:color w:val="1F3A5F"/>
+                <w:i w:val="0"/>
+                <w:color w:val="FFFFFF"/>
                 <w:sz w:val="24"/>
+                <w:u w:val="none"/>
+                <w:rFonts w:ascii="Avenir Next" w:hAnsi="Avenir Next" w:cs="Avenir Next"/>
               </w:rPr>
-              <w:t>What changed after contact?</w:t>
+              <w:t>What changed after?</w:t>
             </w:r>
           </w:p>
         </w:tc>
         <w:tc>
           <w:tcPr>
-            <w:tcW w:type="dxa" w:w="2592"/>
-            <w:shd w:fill="E8EDF4"/>
+            <w:tcW w:type="dxa" w:w="4320"/>
+            <w:tcMar>
+              <w:top w:w="40" w:type="dxa"/>
+              <w:left w:w="70" w:type="dxa"/>
+              <w:bottom w:w="40" w:type="dxa"/>
+              <w:right w:w="70" w:type="dxa"/>
+            </w:tcMar>
+            <w:shd w:val="clear" w:color="auto" w:fill="0F5A5C"/>
           </w:tcPr>
           <w:p>
-            <w:r/>
             <w:r>
               <w:rPr>
+                <w:rFonts w:ascii="Avenir Next" w:hAnsi="Avenir Next"/>
                 <w:b/>
-                <w:color w:val="1F3A5F"/>
+                <w:i w:val="0"/>
+                <w:color w:val="FFFFFF"/>
                 <w:sz w:val="24"/>
+                <w:u w:val="none"/>
+                <w:rFonts w:ascii="Avenir Next" w:hAnsi="Avenir Next" w:cs="Avenir Next"/>
               </w:rPr>
-              <w:t>How did the target change?</w:t>
-            </w:r>
-          </w:p>
-        </w:tc>
-        <w:tc>
-          <w:tcPr>
-            <w:tcW w:type="dxa" w:w="2880"/>
-            <w:shd w:fill="E8EDF4"/>
-          </w:tcPr>
-          <w:p>
-            <w:r/>
-            <w:r>
-              <w:rPr>
-                <w:b/>
-                <w:color w:val="1F3A5F"/>
-                <w:sz w:val="24"/>
-              </w:rPr>
-              <w:t>Evidence the moving marble had energy</w:t>
-            </w:r>
-          </w:p>
-        </w:tc>
-        <w:tc>
-          <w:tcPr>
-            <w:tcW w:type="dxa" w:w="1872"/>
-            <w:shd w:fill="E8EDF4"/>
-          </w:tcPr>
-          <w:p>
-            <w:r/>
-            <w:r>
-              <w:rPr>
-                <w:b/>
-                <w:color w:val="1F3A5F"/>
-                <w:sz w:val="24"/>
-              </w:rPr>
-              <w:t>Target movement (cm, optional)</w:t>
+              <w:t>Evidence</w:t>
             </w:r>
           </w:p>
         </w:tc>
       </w:tr>
       <w:tr>
         <w:trPr>
-          <w:trHeight w:val="1296"/>
+          <w:trHeight w:val="780" w:hRule="atLeast"/>
         </w:trPr>
         <w:tc>
           <w:tcPr>
-            <w:tcW w:type="dxa" w:w="1008"/>
+            <w:tcW w:type="dxa" w:w="1584"/>
+            <w:tcMar>
+              <w:top w:w="40" w:type="dxa"/>
+              <w:left w:w="70" w:type="dxa"/>
+              <w:bottom w:w="40" w:type="dxa"/>
+              <w:right w:w="70" w:type="dxa"/>
+            </w:tcMar>
+            <w:tcBorders>
+              <w:bottom w:val="single" w:sz="8" w:color="1A1D26"/>
+            </w:tcBorders>
           </w:tcPr>
           <w:p>
-            <w:r/>
+            <w:r>
+              <w:rPr>
+                <w:rFonts w:ascii="Avenir Next" w:hAnsi="Avenir Next"/>
+                <w:b/>
+                <w:i w:val="0"/>
+                <w:color w:val="1A1D26"/>
+                <w:sz w:val="28"/>
+                <w:u w:val="none"/>
+                <w:rFonts w:ascii="Avenir Next" w:hAnsi="Avenir Next" w:cs="Avenir Next"/>
+              </w:rPr>
+              <w:t>1</w:t>
+            </w:r>
           </w:p>
         </w:tc>
         <w:tc>
           <w:tcPr>
-            <w:tcW w:type="dxa" w:w="2448"/>
+            <w:tcW w:type="dxa" w:w="4032"/>
+            <w:tcMar>
+              <w:top w:w="40" w:type="dxa"/>
+              <w:left w:w="70" w:type="dxa"/>
+              <w:bottom w:w="40" w:type="dxa"/>
+              <w:right w:w="70" w:type="dxa"/>
+            </w:tcMar>
+            <w:tcBorders>
+              <w:bottom w:val="single" w:sz="8" w:color="1A1D26"/>
+            </w:tcBorders>
+          </w:tcPr>
+          <w:p/>
+        </w:tc>
+        <w:tc>
+          <w:tcPr>
+            <w:tcW w:type="dxa" w:w="4320"/>
+            <w:tcMar>
+              <w:top w:w="40" w:type="dxa"/>
+              <w:left w:w="70" w:type="dxa"/>
+              <w:bottom w:w="40" w:type="dxa"/>
+              <w:right w:w="70" w:type="dxa"/>
+            </w:tcMar>
+            <w:tcBorders>
+              <w:bottom w:val="single" w:sz="8" w:color="1A1D26"/>
+            </w:tcBorders>
+          </w:tcPr>
+          <w:p/>
+        </w:tc>
+        <w:tc>
+          <w:tcPr>
+            <w:tcW w:type="dxa" w:w="4320"/>
+            <w:tcMar>
+              <w:top w:w="40" w:type="dxa"/>
+              <w:left w:w="70" w:type="dxa"/>
+              <w:bottom w:w="40" w:type="dxa"/>
+              <w:right w:w="70" w:type="dxa"/>
+            </w:tcMar>
+            <w:tcBorders>
+              <w:bottom w:val="single" w:sz="8" w:color="1A1D26"/>
+            </w:tcBorders>
+          </w:tcPr>
+          <w:p/>
+        </w:tc>
+      </w:tr>
+      <w:tr>
+        <w:trPr>
+          <w:trHeight w:val="780" w:hRule="atLeast"/>
+        </w:trPr>
+        <w:tc>
+          <w:tcPr>
+            <w:tcW w:type="dxa" w:w="1584"/>
+            <w:tcMar>
+              <w:top w:w="40" w:type="dxa"/>
+              <w:left w:w="70" w:type="dxa"/>
+              <w:bottom w:w="40" w:type="dxa"/>
+              <w:right w:w="70" w:type="dxa"/>
+            </w:tcMar>
+            <w:tcBorders>
+              <w:bottom w:val="single" w:sz="8" w:color="1A1D26"/>
+            </w:tcBorders>
           </w:tcPr>
           <w:p>
-            <w:r/>
+            <w:r>
+              <w:rPr>
+                <w:rFonts w:ascii="Avenir Next" w:hAnsi="Avenir Next"/>
+                <w:b/>
+                <w:i w:val="0"/>
+                <w:color w:val="1A1D26"/>
+                <w:sz w:val="28"/>
+                <w:u w:val="none"/>
+                <w:rFonts w:ascii="Avenir Next" w:hAnsi="Avenir Next" w:cs="Avenir Next"/>
+              </w:rPr>
+              <w:t>2</w:t>
+            </w:r>
           </w:p>
         </w:tc>
         <w:tc>
           <w:tcPr>
-            <w:tcW w:type="dxa" w:w="2592"/>
+            <w:tcW w:type="dxa" w:w="4032"/>
+            <w:tcMar>
+              <w:top w:w="40" w:type="dxa"/>
+              <w:left w:w="70" w:type="dxa"/>
+              <w:bottom w:w="40" w:type="dxa"/>
+              <w:right w:w="70" w:type="dxa"/>
+            </w:tcMar>
+            <w:tcBorders>
+              <w:bottom w:val="single" w:sz="8" w:color="1A1D26"/>
+            </w:tcBorders>
+          </w:tcPr>
+          <w:p/>
+        </w:tc>
+        <w:tc>
+          <w:tcPr>
+            <w:tcW w:type="dxa" w:w="4320"/>
+            <w:tcMar>
+              <w:top w:w="40" w:type="dxa"/>
+              <w:left w:w="70" w:type="dxa"/>
+              <w:bottom w:w="40" w:type="dxa"/>
+              <w:right w:w="70" w:type="dxa"/>
+            </w:tcMar>
+            <w:tcBorders>
+              <w:bottom w:val="single" w:sz="8" w:color="1A1D26"/>
+            </w:tcBorders>
+          </w:tcPr>
+          <w:p/>
+        </w:tc>
+        <w:tc>
+          <w:tcPr>
+            <w:tcW w:type="dxa" w:w="4320"/>
+            <w:tcMar>
+              <w:top w:w="40" w:type="dxa"/>
+              <w:left w:w="70" w:type="dxa"/>
+              <w:bottom w:w="40" w:type="dxa"/>
+              <w:right w:w="70" w:type="dxa"/>
+            </w:tcMar>
+            <w:tcBorders>
+              <w:bottom w:val="single" w:sz="8" w:color="1A1D26"/>
+            </w:tcBorders>
+          </w:tcPr>
+          <w:p/>
+        </w:tc>
+      </w:tr>
+      <w:tr>
+        <w:trPr>
+          <w:trHeight w:val="780" w:hRule="atLeast"/>
+        </w:trPr>
+        <w:tc>
+          <w:tcPr>
+            <w:tcW w:type="dxa" w:w="1584"/>
+            <w:tcMar>
+              <w:top w:w="40" w:type="dxa"/>
+              <w:left w:w="70" w:type="dxa"/>
+              <w:bottom w:w="40" w:type="dxa"/>
+              <w:right w:w="70" w:type="dxa"/>
+            </w:tcMar>
+            <w:tcBorders>
+              <w:bottom w:val="single" w:sz="8" w:color="1A1D26"/>
+            </w:tcBorders>
           </w:tcPr>
           <w:p>
-            <w:r/>
+            <w:r>
+              <w:rPr>
+                <w:rFonts w:ascii="Avenir Next" w:hAnsi="Avenir Next"/>
+                <w:b/>
+                <w:i w:val="0"/>
+                <w:color w:val="1A1D26"/>
+                <w:sz w:val="28"/>
+                <w:u w:val="none"/>
+                <w:rFonts w:ascii="Avenir Next" w:hAnsi="Avenir Next" w:cs="Avenir Next"/>
+              </w:rPr>
+              <w:t>3</w:t>
+            </w:r>
           </w:p>
         </w:tc>
         <w:tc>
           <w:tcPr>
-            <w:tcW w:type="dxa" w:w="2592"/>
+            <w:tcW w:type="dxa" w:w="4032"/>
+            <w:tcMar>
+              <w:top w:w="40" w:type="dxa"/>
+              <w:left w:w="70" w:type="dxa"/>
+              <w:bottom w:w="40" w:type="dxa"/>
+              <w:right w:w="70" w:type="dxa"/>
+            </w:tcMar>
+            <w:tcBorders>
+              <w:bottom w:val="single" w:sz="8" w:color="1A1D26"/>
+            </w:tcBorders>
           </w:tcPr>
-          <w:p>
-            <w:r/>
-          </w:p>
+          <w:p/>
         </w:tc>
         <w:tc>
           <w:tcPr>
-            <w:tcW w:type="dxa" w:w="2880"/>
+            <w:tcW w:type="dxa" w:w="4320"/>
+            <w:tcMar>
+              <w:top w:w="40" w:type="dxa"/>
+              <w:left w:w="70" w:type="dxa"/>
+              <w:bottom w:w="40" w:type="dxa"/>
+              <w:right w:w="70" w:type="dxa"/>
+            </w:tcMar>
+            <w:tcBorders>
+              <w:bottom w:val="single" w:sz="8" w:color="1A1D26"/>
+            </w:tcBorders>
           </w:tcPr>
-          <w:p>
-            <w:r/>
-          </w:p>
+          <w:p/>
         </w:tc>
         <w:tc>
           <w:tcPr>
-            <w:tcW w:type="dxa" w:w="1872"/>
+            <w:tcW w:type="dxa" w:w="4320"/>
+            <w:tcMar>
+              <w:top w:w="40" w:type="dxa"/>
+              <w:left w:w="70" w:type="dxa"/>
+              <w:bottom w:w="40" w:type="dxa"/>
+              <w:right w:w="70" w:type="dxa"/>
+            </w:tcMar>
+            <w:tcBorders>
+              <w:bottom w:val="single" w:sz="8" w:color="1A1D26"/>
+            </w:tcBorders>
           </w:tcPr>
-          <w:p>
-            <w:r/>
-          </w:p>
-        </w:tc>
-      </w:tr>
-      <w:tr>
-        <w:trPr>
-          <w:trHeight w:val="1296"/>
-        </w:trPr>
-        <w:tc>
-          <w:tcPr>
-            <w:tcW w:type="dxa" w:w="1008"/>
-          </w:tcPr>
-          <w:p>
-            <w:r/>
-          </w:p>
-        </w:tc>
-        <w:tc>
-          <w:tcPr>
-            <w:tcW w:type="dxa" w:w="2448"/>
-          </w:tcPr>
-          <w:p>
-            <w:r/>
-          </w:p>
-        </w:tc>
-        <w:tc>
-          <w:tcPr>
-            <w:tcW w:type="dxa" w:w="2592"/>
-          </w:tcPr>
-          <w:p>
-            <w:r/>
-          </w:p>
-        </w:tc>
-        <w:tc>
-          <w:tcPr>
-            <w:tcW w:type="dxa" w:w="2592"/>
-          </w:tcPr>
-          <w:p>
-            <w:r/>
-          </w:p>
-        </w:tc>
-        <w:tc>
-          <w:tcPr>
-            <w:tcW w:type="dxa" w:w="2880"/>
-          </w:tcPr>
-          <w:p>
-            <w:r/>
-          </w:p>
-        </w:tc>
-        <w:tc>
-          <w:tcPr>
-            <w:tcW w:type="dxa" w:w="1872"/>
-          </w:tcPr>
-          <w:p>
-            <w:r/>
-          </w:p>
-        </w:tc>
-      </w:tr>
-      <w:tr>
-        <w:trPr>
-          <w:trHeight w:val="1296"/>
-        </w:trPr>
-        <w:tc>
-          <w:tcPr>
-            <w:tcW w:type="dxa" w:w="1008"/>
-          </w:tcPr>
-          <w:p>
-            <w:r/>
-          </w:p>
-        </w:tc>
-        <w:tc>
-          <w:tcPr>
-            <w:tcW w:type="dxa" w:w="2448"/>
-          </w:tcPr>
-          <w:p>
-            <w:r/>
-          </w:p>
-        </w:tc>
-        <w:tc>
-          <w:tcPr>
-            <w:tcW w:type="dxa" w:w="2592"/>
-          </w:tcPr>
-          <w:p>
-            <w:r/>
-          </w:p>
-        </w:tc>
-        <w:tc>
-          <w:tcPr>
-            <w:tcW w:type="dxa" w:w="2592"/>
-          </w:tcPr>
-          <w:p>
-            <w:r/>
-          </w:p>
-        </w:tc>
-        <w:tc>
-          <w:tcPr>
-            <w:tcW w:type="dxa" w:w="2880"/>
-          </w:tcPr>
-          <w:p>
-            <w:r/>
-          </w:p>
-        </w:tc>
-        <w:tc>
-          <w:tcPr>
-            <w:tcW w:type="dxa" w:w="1872"/>
-          </w:tcPr>
-          <w:p>
-            <w:r/>
-          </w:p>
+          <w:p/>
         </w:tc>
       </w:tr>
     </w:tbl>
     <w:p>
       <w:pPr>
-        <w:spacing w:before="200" w:after="60"/>
+        <w:pageBreakBefore/>
+        <w:spacing w:before="0" w:after="0" w:line="20" w:lineRule="exact"/>
       </w:pPr>
       <w:r>
         <w:rPr>
-          <w:b/>
-          <w:color w:val="C05014"/>
-          <w:sz w:val="28"/>
+          <w:sz w:val="2"/>
         </w:rPr>
-        <w:t>MODEL</w:t>
       </w:r>
     </w:p>
     <w:p>
       <w:pPr>
-        <w:spacing w:after="60"/>
+        <w:spacing w:before="0" w:after="40"/>
       </w:pPr>
       <w:r>
         <w:rPr>
+          <w:rFonts w:ascii="Avenir Next" w:hAnsi="Avenir Next"/>
+          <w:b/>
           <w:i w:val="0"/>
-          <w:color w:val="444444"/>
-          <w:sz w:val="24"/>
+          <w:color w:val="1A1D26"/>
+          <w:sz w:val="28"/>
+          <w:u w:val="none"/>
+          <w:rFonts w:ascii="Avenir Next" w:hAnsi="Avenir Next" w:cs="Avenir Next"/>
         </w:rPr>
-        <w:t>Draw BEFORE and AFTER. Use arrows to show motion.</w:t>
+        <w:t>Draw the marbles before and after one roll.</w:t>
       </w:r>
     </w:p>
     <w:tbl>
       <w:tblPr>
-        <w:tblStyle w:val="TableGrid"/>
         <w:tblW w:type="auto" w:w="0"/>
         <w:tblLook w:firstColumn="1" w:firstRow="1" w:lastColumn="0" w:lastRow="0" w:noHBand="0" w:noVBand="1" w:val="04A0"/>
+        <w:tblBorders>
+          <w:top w:val="none"/>
+          <w:left w:val="none"/>
+          <w:bottom w:val="none"/>
+          <w:right w:val="none"/>
+          <w:insideH w:val="none"/>
+          <w:insideV w:val="none"/>
+        </w:tblBorders>
       </w:tblPr>
       <w:tblGrid>
-        <w:gridCol w:w="6768"/>
-        <w:gridCol w:w="6768"/>
+        <w:gridCol w:w="7128"/>
+        <w:gridCol w:w="7128"/>
       </w:tblGrid>
       <w:tr>
+        <w:trPr>
+          <w:trHeight w:val="360" w:hRule="exact"/>
+        </w:trPr>
         <w:tc>
           <w:tcPr>
-            <w:tcW w:type="dxa" w:w="6768"/>
+            <w:tcW w:type="dxa" w:w="6912"/>
+            <w:tcMar>
+              <w:top w:w="30" w:type="dxa"/>
+              <w:left w:w="80" w:type="dxa"/>
+              <w:bottom w:w="30" w:type="dxa"/>
+              <w:right w:w="80" w:type="dxa"/>
+            </w:tcMar>
+            <w:shd w:val="clear" w:color="auto" w:fill="0F5A5C"/>
           </w:tcPr>
           <w:p>
+            <w:pPr>
+              <w:jc w:val="center"/>
+            </w:pPr>
             <w:r>
               <w:rPr>
+                <w:rFonts w:ascii="Avenir Next" w:hAnsi="Avenir Next"/>
                 <w:b/>
+                <w:i w:val="0"/>
+                <w:color w:val="FFFFFF"/>
+                <w:sz w:val="24"/>
+                <w:u w:val="none"/>
+                <w:rFonts w:ascii="Avenir Next" w:hAnsi="Avenir Next" w:cs="Avenir Next"/>
               </w:rPr>
               <w:t>BEFORE</w:t>
             </w:r>
@@ -513,12 +723,28 @@
         </w:tc>
         <w:tc>
           <w:tcPr>
-            <w:tcW w:type="dxa" w:w="6768"/>
+            <w:tcW w:type="dxa" w:w="6912"/>
+            <w:tcMar>
+              <w:top w:w="30" w:type="dxa"/>
+              <w:left w:w="80" w:type="dxa"/>
+              <w:bottom w:w="30" w:type="dxa"/>
+              <w:right w:w="80" w:type="dxa"/>
+            </w:tcMar>
+            <w:shd w:val="clear" w:color="auto" w:fill="0F5A5C"/>
           </w:tcPr>
           <w:p>
+            <w:pPr>
+              <w:jc w:val="center"/>
+            </w:pPr>
             <w:r>
               <w:rPr>
+                <w:rFonts w:ascii="Avenir Next" w:hAnsi="Avenir Next"/>
                 <w:b/>
+                <w:i w:val="0"/>
+                <w:color w:val="FFFFFF"/>
+                <w:sz w:val="24"/>
+                <w:u w:val="none"/>
+                <w:rFonts w:ascii="Avenir Next" w:hAnsi="Avenir Next" w:cs="Avenir Next"/>
               </w:rPr>
               <w:t>AFTER</w:t>
             </w:r>
@@ -527,17 +753,53 @@
       </w:tr>
       <w:tr>
         <w:trPr>
-          <w:trHeight w:val="1728"/>
+          <w:trHeight w:val="3200" w:hRule="exact"/>
         </w:trPr>
         <w:tc>
           <w:tcPr>
-            <w:tcW w:type="dxa" w:w="6768"/>
+            <w:tcW w:type="dxa" w:w="6912"/>
+            <w:tcMar>
+              <w:top w:w="40" w:type="dxa"/>
+              <w:left w:w="80" w:type="dxa"/>
+              <w:bottom w:w="40" w:type="dxa"/>
+              <w:right w:w="80" w:type="dxa"/>
+            </w:tcMar>
+            <w:tcBorders>
+              <w:top w:val="single" w:sz="8" w:color="0F5A5C"/>
+            </w:tcBorders>
+            <w:tcBorders>
+              <w:left w:val="single" w:sz="8" w:color="0F5A5C"/>
+            </w:tcBorders>
+            <w:tcBorders>
+              <w:bottom w:val="single" w:sz="8" w:color="0F5A5C"/>
+            </w:tcBorders>
+            <w:tcBorders>
+              <w:right w:val="single" w:sz="8" w:color="0F5A5C"/>
+            </w:tcBorders>
           </w:tcPr>
           <w:p/>
         </w:tc>
         <w:tc>
           <w:tcPr>
-            <w:tcW w:type="dxa" w:w="6768"/>
+            <w:tcW w:type="dxa" w:w="6912"/>
+            <w:tcMar>
+              <w:top w:w="40" w:type="dxa"/>
+              <w:left w:w="80" w:type="dxa"/>
+              <w:bottom w:w="40" w:type="dxa"/>
+              <w:right w:w="80" w:type="dxa"/>
+            </w:tcMar>
+            <w:tcBorders>
+              <w:top w:val="single" w:sz="8" w:color="0F5A5C"/>
+            </w:tcBorders>
+            <w:tcBorders>
+              <w:left w:val="single" w:sz="8" w:color="0F5A5C"/>
+            </w:tcBorders>
+            <w:tcBorders>
+              <w:bottom w:val="single" w:sz="8" w:color="0F5A5C"/>
+            </w:tcBorders>
+            <w:tcBorders>
+              <w:right w:val="single" w:sz="8" w:color="0F5A5C"/>
+            </w:tcBorders>
           </w:tcPr>
           <w:p/>
         </w:tc>
@@ -545,67 +807,143 @@
     </w:tbl>
     <w:p>
       <w:pPr>
-        <w:spacing w:before="200" w:after="60"/>
+        <w:spacing w:before="0" w:after="40"/>
       </w:pPr>
       <w:r>
         <w:rPr>
+          <w:rFonts w:ascii="Avenir Next" w:hAnsi="Avenir Next"/>
           <w:b/>
-          <w:color w:val="C05014"/>
+          <w:i w:val="0"/>
+          <w:color w:val="1A1D26"/>
           <w:sz w:val="28"/>
+          <w:u w:val="none"/>
+          <w:rFonts w:ascii="Avenir Next" w:hAnsi="Avenir Next" w:cs="Avenir Next"/>
         </w:rPr>
-        <w:t>EXPLAIN</w:t>
+        <w:t>Explain. The moving marble had energy of motion. What did you observe?</w:t>
       </w:r>
     </w:p>
-    <w:p>
-      <w:pPr>
-        <w:spacing w:after="80"/>
-      </w:pPr>
-      <w:r>
-        <w:rPr>
-          <w:i w:val="0"/>
-          <w:color w:val="444444"/>
-          <w:sz w:val="24"/>
-        </w:rPr>
-        <w:t>Claim: The moving marble had energy of motion.</w:t>
-      </w:r>
-    </w:p>
-    <w:p>
-      <w:pPr>
-        <w:spacing w:after="40"/>
-      </w:pPr>
-      <w:r>
-        <w:rPr>
-          <w:i w:val="0"/>
-          <w:color w:val="444444"/>
-          <w:sz w:val="24"/>
-        </w:rPr>
-        <w:t>Evidence: (What did you observe?)</w:t>
-      </w:r>
-    </w:p>
-    <w:p>
-      <w:pPr>
-        <w:spacing w:before="40" w:after="160"/>
-        <w:pBdr>
-          <w:bottom w:val="single" w:sz="6" w:space="1" w:color="999999"/>
-        </w:pBdr>
-      </w:pPr>
-    </w:p>
-    <w:p>
-      <w:pPr>
-        <w:spacing w:before="40" w:after="160"/>
-        <w:pBdr>
-          <w:bottom w:val="single" w:sz="6" w:space="1" w:color="999999"/>
-        </w:pBdr>
-      </w:pPr>
-    </w:p>
+    <w:tbl>
+      <w:tblPr>
+        <w:tblW w:type="auto" w:w="0"/>
+        <w:tblLook w:firstColumn="1" w:firstRow="1" w:lastColumn="0" w:lastRow="0" w:noHBand="0" w:noVBand="1" w:val="04A0"/>
+        <w:tblBorders>
+          <w:top w:val="none"/>
+          <w:left w:val="none"/>
+          <w:bottom w:val="none"/>
+          <w:right w:val="none"/>
+          <w:insideH w:val="none"/>
+          <w:insideV w:val="none"/>
+        </w:tblBorders>
+      </w:tblPr>
+      <w:tblGrid>
+        <w:gridCol w:w="14256"/>
+      </w:tblGrid>
+      <w:tr>
+        <w:trPr>
+          <w:trHeight w:val="560" w:hRule="exact"/>
+        </w:trPr>
+        <w:tc>
+          <w:tcPr>
+            <w:tcW w:type="dxa" w:w="10656"/>
+            <w:tcMar>
+              <w:top w:w="0" w:type="dxa"/>
+              <w:left w:w="0" w:type="dxa"/>
+              <w:bottom w:w="0" w:type="dxa"/>
+              <w:right w:w="0" w:type="dxa"/>
+            </w:tcMar>
+            <w:tcBorders>
+              <w:bottom w:val="single" w:sz="8" w:color="1A1D26"/>
+            </w:tcBorders>
+          </w:tcPr>
+          <w:p>
+            <w:pPr>
+              <w:spacing w:before="0" w:after="0" w:line="40" w:lineRule="exact"/>
+            </w:pPr>
+            <w:r>
+              <w:rPr>
+                <w:rFonts w:ascii="Avenir Next" w:hAnsi="Avenir Next"/>
+                <w:b w:val="0"/>
+                <w:i w:val="0"/>
+                <w:color w:val="1A1D26"/>
+                <w:sz w:val="4"/>
+                <w:u w:val="none"/>
+                <w:rFonts w:ascii="Avenir Next" w:hAnsi="Avenir Next" w:cs="Avenir Next"/>
+              </w:rPr>
+            </w:r>
+          </w:p>
+        </w:tc>
+      </w:tr>
+      <w:tr>
+        <w:trPr>
+          <w:trHeight w:val="560" w:hRule="exact"/>
+        </w:trPr>
+        <w:tc>
+          <w:tcPr>
+            <w:tcW w:type="dxa" w:w="10656"/>
+            <w:tcMar>
+              <w:top w:w="0" w:type="dxa"/>
+              <w:left w:w="0" w:type="dxa"/>
+              <w:bottom w:w="0" w:type="dxa"/>
+              <w:right w:w="0" w:type="dxa"/>
+            </w:tcMar>
+            <w:tcBorders>
+              <w:bottom w:val="single" w:sz="8" w:color="1A1D26"/>
+            </w:tcBorders>
+          </w:tcPr>
+          <w:p>
+            <w:pPr>
+              <w:spacing w:before="0" w:after="0" w:line="40" w:lineRule="exact"/>
+            </w:pPr>
+            <w:r>
+              <w:rPr>
+                <w:rFonts w:ascii="Avenir Next" w:hAnsi="Avenir Next"/>
+                <w:b w:val="0"/>
+                <w:i w:val="0"/>
+                <w:color w:val="1A1D26"/>
+                <w:sz w:val="4"/>
+                <w:u w:val="none"/>
+                <w:rFonts w:ascii="Avenir Next" w:hAnsi="Avenir Next" w:cs="Avenir Next"/>
+              </w:rPr>
+            </w:r>
+          </w:p>
+        </w:tc>
+      </w:tr>
+    </w:tbl>
     <w:sectPr>
+      <w:footerReference w:type="default" r:id="rId9"/>
       <w:pgSz w:w="15840" w:h="12240" w:orient="landscape"/>
-      <w:pgMar w:top="1008" w:right="1152" w:bottom="1008" w:left="1152" w:header="720" w:footer="720" w:gutter="0"/>
+      <w:pgMar w:top="720" w:right="792" w:bottom="720" w:left="792" w:header="720" w:footer="720" w:gutter="0"/>
       <w:cols w:space="720"/>
       <w:docGrid w:linePitch="360"/>
     </w:sectPr>
   </w:body>
 </w:document>
+</file>
+
+<file path=word/footer1.xml><?xml version="1.0" encoding="utf-8"?>
+<w:ftr xmlns:m="http://schemas.openxmlformats.org/officeDocument/2006/math" xmlns:mc="http://schemas.openxmlformats.org/markup-compatibility/2006" xmlns:mo="http://schemas.microsoft.com/office/mac/office/2008/main" xmlns:mv="urn:schemas-microsoft-com:mac:vml" xmlns:o="urn:schemas-microsoft-com:office:office" xmlns:r="http://schemas.openxmlformats.org/officeDocument/2006/relationships" xmlns:v="urn:schemas-microsoft-com:vml" xmlns:w10="urn:schemas-microsoft-com:office:word" xmlns:w14="http://schemas.microsoft.com/office/word/2010/wordml" xmlns:w="http://schemas.openxmlformats.org/wordprocessingml/2006/main" xmlns:wne="http://schemas.microsoft.com/office/word/2006/wordml" xmlns:wp14="http://schemas.microsoft.com/office/word/2010/wordprocessingDrawing" xmlns:wp="http://schemas.openxmlformats.org/drawingml/2006/wordprocessingDrawing" xmlns:wpc="http://schemas.microsoft.com/office/word/2010/wordprocessingCanvas" xmlns:wpg="http://schemas.microsoft.com/office/word/2010/wordprocessingGroup" xmlns:wpi="http://schemas.microsoft.com/office/word/2010/wordprocessingInk" xmlns:wps="http://schemas.microsoft.com/office/word/2010/wordprocessingShape" mc:Ignorable="w14 wp14">
+  <w:p>
+    <w:pPr>
+      <w:pStyle w:val="Footer"/>
+      <w:jc w:val="center"/>
+      <w:pBdr>
+        <w:top w:val="single" w:sz="6" w:color="D8DCE4"/>
+      </w:pBdr>
+    </w:pPr>
+    <w:r>
+      <w:rPr>
+        <w:rFonts w:ascii="Avenir Next" w:hAnsi="Avenir Next"/>
+        <w:b w:val="0"/>
+        <w:i w:val="0"/>
+        <w:color w:val="4A5268"/>
+        <w:sz w:val="17"/>
+        <w:u w:val="none"/>
+        <w:rFonts w:ascii="Avenir Next" w:hAnsi="Avenir Next" w:cs="Avenir Next"/>
+      </w:rPr>
+      <w:t>Unit 1 · Chapter 2 · Moving Marbles · Optional after the quiz · Not graded</w:t>
+    </w:r>
+  </w:p>
+</w:ftr>
 </file>
 
 <file path=word/numbering.xml><?xml version="1.0" encoding="utf-8"?>
@@ -972,8 +1310,9 @@
     <w:qFormat/>
     <w:rsid w:val="00FC693F"/>
     <w:rPr>
-      <w:rFonts w:ascii="Arial" w:hAnsi="Arial" w:eastAsia="Arial"/>
-      <w:sz w:val="22"/>
+      <w:rFonts w:ascii="Avenir Next" w:hAnsi="Avenir Next"/>
+      <w:color w:val="1A1D26"/>
+      <w:sz w:val="28"/>
     </w:rPr>
   </w:style>
   <w:style w:type="paragraph" w:styleId="Header">
